--- a/docs/validation/vr-on-device-checklist.docx
+++ b/docs/validation/vr-on-device-checklist.docx
@@ -1600,7 +1600,7 @@
                 <w:sz w:val="18"/>
                 <w:szCs w:val="18"/>
               </w:rPr>
-              <w:t xml:space="preserve">Home — all four skill sections render; cards readable at headset DPI.</w:t>
+              <w:t xml:space="preserve">Home — all three skill sections render; cards readable at headset DPI.</w:t>
             </w:r>
           </w:p>
         </w:tc>
@@ -1690,20 +1690,6 @@
                 <w:szCs w:val="18"/>
               </w:rPr>
               <w:t xml:space="preserve">Play-mode toggle — Desktop / VR HMD switches the list. VR shows exactly six games.</w:t>
-            </w:r>
-          </w:p>
-          <w:p>
-            <w:pPr>
-              <w:spacing w:after="0"/>
-            </w:pPr>
-            <w:r>
-              <w:rPr>
-                <w:i/>
-                <w:iCs/>
-                <w:sz w:val="16"/>
-                <w:szCs w:val="16"/>
-              </w:rPr>
-              <w:t xml:space="preserve">Social Norms has no VR game. Confirm that is understood, not a bug report.</w:t>
             </w:r>
           </w:p>
         </w:tc>
